--- a/presentation/RetainIQ_Demo_Video_Script_and_Storyboard.docx
+++ b/presentation/RetainIQ_Demo_Video_Script_and_Storyboard.docx
@@ -774,7 +774,7 @@
           <w:sz w:val="18"/>
           <w:szCs w:val="18"/>
         </w:rPr>
-        <w:t xml:space="preserve">make check        # expect: 466 passed, and RESULT: ALL TARGETS MET twice</w:t>
+        <w:t xml:space="preserve">make check        # expect: 467 passed, and RESULT: ALL TARGETS MET twice</w:t>
       </w:r>
     </w:p>
     <w:p>
@@ -1401,7 +1401,7 @@
               <w:spacing w:after="0"/>
             </w:pPr>
             <w:r>
-              <w:t xml:space="preserve">lint, 466 tests, calibration gates</w:t>
+              <w:t xml:space="preserve">lint, 467 tests, calibration gates</w:t>
             </w:r>
           </w:p>
         </w:tc>
@@ -6417,7 +6417,7 @@
                 <w:sz w:val="22"/>
                 <w:szCs w:val="22"/>
               </w:rPr>
-              <w:t xml:space="preserve">“Everything shown is reproducible. make check runs the linter, all 466 tests and the simulator's calibration gates. On GitHub, every push re-runs the test suite on Python 3.11, 3.12 and 3.13, plus the calibration gates, a leakage gate and the kill test. The code, the data and the paper are archived on Zenodo.”</w:t>
+              <w:t xml:space="preserve">“Everything shown is reproducible. make check runs the linter, all 467 tests and the simulator's calibration gates. On GitHub, every push re-runs the test suite on Python 3.11, 3.12 and 3.13, plus the calibration gates, a leakage gate and the kill test. The code, the data and the paper are archived on Zenodo.”</w:t>
             </w:r>
           </w:p>
           <w:p>
@@ -6440,7 +6440,7 @@
                 <w:i/>
                 <w:iCs/>
               </w:rPr>
-              <w:t xml:space="preserve">466 tests · 4 CI gates · github.com/PrashamJ17/PBL-Proj</w:t>
+              <w:t xml:space="preserve">467 tests · 4 CI gates · github.com/PrashamJ17/PBL-Proj</w:t>
             </w:r>
           </w:p>
           <w:p>
@@ -6459,7 +6459,7 @@
               <w:t xml:space="preserve">VISUAL CUES   </w:t>
             </w:r>
             <w:r>
-              <w:t xml:space="preserve">Label “sped up 8x”. Highlight “466 passed” and both “RESULT: ALL TARGETS MET”.</w:t>
+              <w:t xml:space="preserve">Label “sped up 8x”. Highlight “467 passed” and both “RESULT: ALL TARGETS MET”.</w:t>
             </w:r>
           </w:p>
           <w:p>

--- a/presentation/RetainIQ_Demo_Video_Script_and_Storyboard.docx
+++ b/presentation/RetainIQ_Demo_Video_Script_and_Storyboard.docx
@@ -774,7 +774,7 @@
           <w:sz w:val="18"/>
           <w:szCs w:val="18"/>
         </w:rPr>
-        <w:t xml:space="preserve">make check        # expect: 467 passed, and RESULT: ALL TARGETS MET twice</w:t>
+        <w:t xml:space="preserve">make check        # expect: 487 passed, and RESULT: ALL TARGETS MET twice</w:t>
       </w:r>
     </w:p>
     <w:p>
@@ -1401,7 +1401,7 @@
               <w:spacing w:after="0"/>
             </w:pPr>
             <w:r>
-              <w:t xml:space="preserve">lint, 467 tests, calibration gates</w:t>
+              <w:t xml:space="preserve">lint, 487 tests, calibration gates</w:t>
             </w:r>
           </w:p>
         </w:tc>
@@ -6417,7 +6417,7 @@
                 <w:sz w:val="22"/>
                 <w:szCs w:val="22"/>
               </w:rPr>
-              <w:t xml:space="preserve">“Everything shown is reproducible. make check runs the linter, all 467 tests and the simulator's calibration gates. On GitHub, every push re-runs the test suite on Python 3.11, 3.12 and 3.13, plus the calibration gates, a leakage gate and the kill test. The code, the data and the paper are archived on Zenodo.”</w:t>
+              <w:t xml:space="preserve">“Everything shown is reproducible. make check runs the linter, all 487 tests and the simulator's calibration gates. On GitHub, every push re-runs the test suite on Python 3.11, 3.12 and 3.13, plus the calibration gates, a leakage gate and the kill test. The code, the data and the paper are archived on Zenodo.”</w:t>
             </w:r>
           </w:p>
           <w:p>
@@ -6440,7 +6440,7 @@
                 <w:i/>
                 <w:iCs/>
               </w:rPr>
-              <w:t xml:space="preserve">467 tests · 4 CI gates · github.com/PrashamJ17/PBL-Proj</w:t>
+              <w:t xml:space="preserve">487 tests · 4 CI gates · github.com/PrashamJ17/PBL-Proj</w:t>
             </w:r>
           </w:p>
           <w:p>
@@ -6459,7 +6459,7 @@
               <w:t xml:space="preserve">VISUAL CUES   </w:t>
             </w:r>
             <w:r>
-              <w:t xml:space="preserve">Label “sped up 8x”. Highlight “467 passed” and both “RESULT: ALL TARGETS MET”.</w:t>
+              <w:t xml:space="preserve">Label “sped up 8x”. Highlight “487 passed” and both “RESULT: ALL TARGETS MET”.</w:t>
             </w:r>
           </w:p>
           <w:p>

--- a/presentation/RetainIQ_Demo_Video_Script_and_Storyboard.docx
+++ b/presentation/RetainIQ_Demo_Video_Script_and_Storyboard.docx
@@ -774,7 +774,7 @@
           <w:sz w:val="18"/>
           <w:szCs w:val="18"/>
         </w:rPr>
-        <w:t xml:space="preserve">make check        # expect: 487 passed, and RESULT: ALL TARGETS MET twice</w:t>
+        <w:t xml:space="preserve">make check        # expect: 558 passed, and RESULT: ALL TARGETS MET twice</w:t>
       </w:r>
     </w:p>
     <w:p>
@@ -1401,7 +1401,7 @@
               <w:spacing w:after="0"/>
             </w:pPr>
             <w:r>
-              <w:t xml:space="preserve">lint, 487 tests, calibration gates</w:t>
+              <w:t xml:space="preserve">lint, 558 tests, calibration gates</w:t>
             </w:r>
           </w:p>
         </w:tc>
@@ -6417,7 +6417,7 @@
                 <w:sz w:val="22"/>
                 <w:szCs w:val="22"/>
               </w:rPr>
-              <w:t xml:space="preserve">“Everything shown is reproducible. make check runs the linter, all 487 tests and the simulator's calibration gates. On GitHub, every push re-runs the test suite on Python 3.11, 3.12 and 3.13, plus the calibration gates, a leakage gate and the kill test. The code, the data and the paper are archived on Zenodo.”</w:t>
+              <w:t xml:space="preserve">“Everything shown is reproducible. make check runs the linter, all 558 tests and the simulator's calibration gates. On GitHub, every push re-runs the test suite on Python 3.11, 3.12 and 3.13, plus the calibration gates, a leakage gate and the kill test. The code, the data and the paper are archived on Zenodo.”</w:t>
             </w:r>
           </w:p>
           <w:p>
@@ -6440,7 +6440,7 @@
                 <w:i/>
                 <w:iCs/>
               </w:rPr>
-              <w:t xml:space="preserve">487 tests · 4 CI gates · github.com/PrashamJ17/PBL-Proj</w:t>
+              <w:t xml:space="preserve">558 tests · 4 CI gates · github.com/PrashamJ17/PBL-Proj</w:t>
             </w:r>
           </w:p>
           <w:p>
@@ -6459,7 +6459,7 @@
               <w:t xml:space="preserve">VISUAL CUES   </w:t>
             </w:r>
             <w:r>
-              <w:t xml:space="preserve">Label “sped up 8x”. Highlight “487 passed” and both “RESULT: ALL TARGETS MET”.</w:t>
+              <w:t xml:space="preserve">Label “sped up 8x”. Highlight “558 passed” and both “RESULT: ALL TARGETS MET”.</w:t>
             </w:r>
           </w:p>
           <w:p>

--- a/presentation/RetainIQ_Demo_Video_Script_and_Storyboard.docx
+++ b/presentation/RetainIQ_Demo_Video_Script_and_Storyboard.docx
@@ -774,7 +774,7 @@
           <w:sz w:val="18"/>
           <w:szCs w:val="18"/>
         </w:rPr>
-        <w:t xml:space="preserve">make check        # expect: 558 passed, and RESULT: ALL TARGETS MET twice</w:t>
+        <w:t xml:space="preserve">make check        # expect: 590 passed, and RESULT: ALL TARGETS MET twice</w:t>
       </w:r>
     </w:p>
     <w:p>
@@ -1401,7 +1401,7 @@
               <w:spacing w:after="0"/>
             </w:pPr>
             <w:r>
-              <w:t xml:space="preserve">lint, 558 tests, calibration gates</w:t>
+              <w:t xml:space="preserve">lint, 590 tests, calibration gates</w:t>
             </w:r>
           </w:p>
         </w:tc>
@@ -6417,7 +6417,7 @@
                 <w:sz w:val="22"/>
                 <w:szCs w:val="22"/>
               </w:rPr>
-              <w:t xml:space="preserve">“Everything shown is reproducible. make check runs the linter, all 558 tests and the simulator's calibration gates. On GitHub, every push re-runs the test suite on Python 3.11, 3.12 and 3.13, plus the calibration gates, a leakage gate and the kill test. The code, the data and the paper are archived on Zenodo.”</w:t>
+              <w:t xml:space="preserve">“Everything shown is reproducible. make check runs the linter, all 590 tests and the simulator's calibration gates. On GitHub, every push re-runs the test suite on Python 3.11, 3.12 and 3.13, plus the calibration gates, a leakage gate and the kill test. The code, the data and the paper are archived on Zenodo.”</w:t>
             </w:r>
           </w:p>
           <w:p>
@@ -6440,7 +6440,7 @@
                 <w:i/>
                 <w:iCs/>
               </w:rPr>
-              <w:t xml:space="preserve">558 tests · 4 CI gates · github.com/PrashamJ17/PBL-Proj</w:t>
+              <w:t xml:space="preserve">590 tests · 4 CI gates · github.com/PrashamJ17/PBL-Proj</w:t>
             </w:r>
           </w:p>
           <w:p>
@@ -6459,7 +6459,7 @@
               <w:t xml:space="preserve">VISUAL CUES   </w:t>
             </w:r>
             <w:r>
-              <w:t xml:space="preserve">Label “sped up 8x”. Highlight “558 passed” and both “RESULT: ALL TARGETS MET”.</w:t>
+              <w:t xml:space="preserve">Label “sped up 8x”. Highlight “590 passed” and both “RESULT: ALL TARGETS MET”.</w:t>
             </w:r>
           </w:p>
           <w:p>

--- a/presentation/RetainIQ_Demo_Video_Script_and_Storyboard.docx
+++ b/presentation/RetainIQ_Demo_Video_Script_and_Storyboard.docx
@@ -774,7 +774,7 @@
           <w:sz w:val="18"/>
           <w:szCs w:val="18"/>
         </w:rPr>
-        <w:t xml:space="preserve">make check        # expect: 590 passed, and RESULT: ALL TARGETS MET twice</w:t>
+        <w:t xml:space="preserve">make check        # expect: 721 passed, and RESULT: ALL TARGETS MET twice</w:t>
       </w:r>
     </w:p>
     <w:p>
@@ -1401,7 +1401,7 @@
               <w:spacing w:after="0"/>
             </w:pPr>
             <w:r>
-              <w:t xml:space="preserve">lint, 590 tests, calibration gates</w:t>
+              <w:t xml:space="preserve">lint, 721 tests, calibration gates</w:t>
             </w:r>
           </w:p>
         </w:tc>
@@ -6417,7 +6417,7 @@
                 <w:sz w:val="22"/>
                 <w:szCs w:val="22"/>
               </w:rPr>
-              <w:t xml:space="preserve">“Everything shown is reproducible. make check runs the linter, all 590 tests and the simulator's calibration gates. On GitHub, every push re-runs the test suite on Python 3.11, 3.12 and 3.13, plus the calibration gates, a leakage gate and the kill test. The code, the data and the paper are archived on Zenodo.”</w:t>
+              <w:t xml:space="preserve">“Everything shown is reproducible. make check runs the linter, all 721 tests and the simulator's calibration gates. On GitHub, every push re-runs the test suite on Python 3.11, 3.12 and 3.13, plus the calibration gates, a leakage gate and the kill test. The code, the data and the paper are archived on Zenodo.”</w:t>
             </w:r>
           </w:p>
           <w:p>
@@ -6440,7 +6440,7 @@
                 <w:i/>
                 <w:iCs/>
               </w:rPr>
-              <w:t xml:space="preserve">590 tests · 4 CI gates · github.com/PrashamJ17/PBL-Proj</w:t>
+              <w:t xml:space="preserve">721 tests · 4 CI gates · github.com/PrashamJ17/PBL-Proj</w:t>
             </w:r>
           </w:p>
           <w:p>
@@ -6459,7 +6459,7 @@
               <w:t xml:space="preserve">VISUAL CUES   </w:t>
             </w:r>
             <w:r>
-              <w:t xml:space="preserve">Label “sped up 8x”. Highlight “590 passed” and both “RESULT: ALL TARGETS MET”.</w:t>
+              <w:t xml:space="preserve">Label “sped up 8x”. Highlight “721 passed” and both “RESULT: ALL TARGETS MET”.</w:t>
             </w:r>
           </w:p>
           <w:p>

--- a/presentation/RetainIQ_Demo_Video_Script_and_Storyboard.docx
+++ b/presentation/RetainIQ_Demo_Video_Script_and_Storyboard.docx
@@ -774,7 +774,7 @@
           <w:sz w:val="18"/>
           <w:szCs w:val="18"/>
         </w:rPr>
-        <w:t xml:space="preserve">make check        # expect: 721 passed, and RESULT: ALL TARGETS MET twice</w:t>
+        <w:t xml:space="preserve">make check        # expect: 750 passed, and RESULT: ALL TARGETS MET twice</w:t>
       </w:r>
     </w:p>
     <w:p>
@@ -1401,7 +1401,7 @@
               <w:spacing w:after="0"/>
             </w:pPr>
             <w:r>
-              <w:t xml:space="preserve">lint, 721 tests, calibration gates</w:t>
+              <w:t xml:space="preserve">lint, 750 tests, calibration gates</w:t>
             </w:r>
           </w:p>
         </w:tc>
@@ -6417,7 +6417,7 @@
                 <w:sz w:val="22"/>
                 <w:szCs w:val="22"/>
               </w:rPr>
-              <w:t xml:space="preserve">“Everything shown is reproducible. make check runs the linter, all 721 tests and the simulator's calibration gates. On GitHub, every push re-runs the test suite on Python 3.11, 3.12 and 3.13, plus the calibration gates, a leakage gate and the kill test. The code, the data and the paper are archived on Zenodo.”</w:t>
+              <w:t xml:space="preserve">“Everything shown is reproducible. make check runs the linter, all 750 tests and the simulator's calibration gates. On GitHub, every push re-runs the test suite on Python 3.11, 3.12 and 3.13, plus the calibration gates, a leakage gate and the kill test. The code, the data and the paper are archived on Zenodo.”</w:t>
             </w:r>
           </w:p>
           <w:p>
@@ -6440,7 +6440,7 @@
                 <w:i/>
                 <w:iCs/>
               </w:rPr>
-              <w:t xml:space="preserve">721 tests · 4 CI gates · github.com/PrashamJ17/PBL-Proj</w:t>
+              <w:t xml:space="preserve">750 tests · 4 CI gates · github.com/PrashamJ17/PBL-Proj</w:t>
             </w:r>
           </w:p>
           <w:p>
@@ -6459,7 +6459,7 @@
               <w:t xml:space="preserve">VISUAL CUES   </w:t>
             </w:r>
             <w:r>
-              <w:t xml:space="preserve">Label “sped up 8x”. Highlight “721 passed” and both “RESULT: ALL TARGETS MET”.</w:t>
+              <w:t xml:space="preserve">Label “sped up 8x”. Highlight “750 passed” and both “RESULT: ALL TARGETS MET”.</w:t>
             </w:r>
           </w:p>
           <w:p>
